--- a/论文/submission_ijts/Manuscript_IJTS.docx
+++ b/论文/submission_ijts/Manuscript_IJTS.docx
@@ -17103,6 +17103,12 @@
           <w:rFonts w:eastAsia="Times New Roman"/>
         </w:rPr>
         <w:t>. Reproduction commands are given in the Appendix.</w:t>
+      </w:r>
+      <w:r>
+        <w:rPr>
+          <w:rFonts w:eastAsia="Times New Roman"/>
+        </w:rPr>
+        <w:t xml:space="preserve"> The complete source code and all artefacts listed above are openly available in the public repository at https://github.com/ice917/bionic-tree-microchannel; the SHA-256 checksums of every distributed file are recorded in MANIFEST.sha256 at the repository root.</w:t>
       </w:r>
     </w:p>
     <w:p>

--- a/论文/submission_ijts/Manuscript_IJTS.docx
+++ b/论文/submission_ijts/Manuscript_IJTS.docx
@@ -17109,6 +17109,12 @@
           <w:rFonts w:eastAsia="Times New Roman"/>
         </w:rPr>
         <w:t xml:space="preserve"> The complete source code and all artefacts listed above are openly available in the public repository at https://github.com/ice917/bionic-tree-microchannel; the SHA-256 checksums of every distributed file are recorded in MANIFEST.sha256 at the repository root.</w:t>
+      </w:r>
+      <w:r>
+        <w:rPr>
+          <w:rFonts w:eastAsia="Times New Roman"/>
+        </w:rPr>
+        <w:t xml:space="preserve"> The v1.0.0 snapshot of this repository is permanently archived at Zenodo under DOI 10.5281/zenodo.23620419, and the concept DOI 10.5281/zenodo.23620418 always resolves to the most recent archived version.</w:t>
       </w:r>
     </w:p>
     <w:p>

--- a/论文/submission_ijts/Manuscript_IJTS.docx
+++ b/论文/submission_ijts/Manuscript_IJTS.docx
@@ -17212,6 +17212,38 @@
           <w:rFonts w:eastAsia="Times New Roman"/>
         </w:rPr>
         <w:t>This research did not receive any specific grant from funding agencies in the public, commercial, or not-for-profit sectors.</w:t>
+      </w:r>
+    </w:p>
+    <w:p>
+      <w:pPr>
+        <w:keepNext/>
+        <w:spacing w:before="480" w:after="240"/>
+        <w:jc w:val="center"/>
+        <w:rPr>
+          <w:lang w:eastAsia="zh-CN"/>
+        </w:rPr>
+      </w:pPr>
+      <w:r>
+        <w:rPr>
+          <w:rFonts w:eastAsia="Times New Roman"/>
+          <w:b/>
+        </w:rPr>
+        <w:t xml:space="preserve">Declaration of Generative AI and AI-assisted Technologies in the Writing Process</w:t>
+      </w:r>
+    </w:p>
+    <w:p>
+      <w:pPr>
+        <w:spacing w:line="360" w:lineRule="auto"/>
+        <w:ind w:firstLine="420"/>
+        <w:rPr>
+          <w:lang w:eastAsia="zh-CN"/>
+        </w:rPr>
+      </w:pPr>
+      <w:r>
+        <w:rPr>
+          <w:rFonts w:eastAsia="Times New Roman"/>
+        </w:rPr>
+        <w:t xml:space="preserve">During the preparation of this work the authors used AI-assisted tools for document formatting, reference and metadata preparation, and consistency checking of the manuscript files. After using these tools, the authors reviewed and edited the content as needed and take full responsibility for the content of the publication.</w:t>
       </w:r>
     </w:p>
     <w:p>

--- a/论文/submission_ijts/Manuscript_IJTS.docx
+++ b/论文/submission_ijts/Manuscript_IJTS.docx
@@ -17228,7 +17228,7 @@
           <w:rFonts w:eastAsia="Times New Roman"/>
           <w:b/>
         </w:rPr>
-        <w:t xml:space="preserve">Declaration of Generative AI and AI-assisted Technologies in the Writing Process</w:t>
+        <w:t xml:space="preserve">Declaration of generative AI and AI-assisted technologies in the manuscript preparation process</w:t>
       </w:r>
     </w:p>
     <w:p>
@@ -17243,7 +17243,7 @@
         <w:rPr>
           <w:rFonts w:eastAsia="Times New Roman"/>
         </w:rPr>
-        <w:t xml:space="preserve">During the preparation of this work the authors used AI-assisted tools for document formatting, reference and metadata preparation, and consistency checking of the manuscript files. After using these tools, the authors reviewed and edited the content as needed and take full responsibility for the content of the publication.</w:t>
+        <w:t xml:space="preserve">During the preparation of this work, the authors used Trae (including its built-in large language models) in order to improve the language and readability of the manuscript. After using this tool/service, the authors reviewed and edited the content as needed and take full responsibility for the content of the published article.</w:t>
       </w:r>
     </w:p>
     <w:p>

--- a/论文/submission_ijts/Manuscript_IJTS.docx
+++ b/论文/submission_ijts/Manuscript_IJTS.docx
@@ -17243,7 +17243,7 @@
         <w:rPr>
           <w:rFonts w:eastAsia="Times New Roman"/>
         </w:rPr>
-        <w:t xml:space="preserve">During the preparation of this work, the authors used Trae (including its built-in large language models) in order to improve the language and readability of the manuscript. After using this tool/service, the authors reviewed and edited the content as needed and take full responsibility for the content of the published article.</w:t>
+        <w:t xml:space="preserve">During the preparation of this work, the authors used Trae (including its built-in large language models) in order to improve the language and readability of the manuscript and to assist with its formatting, reference and metadata preparation. After using this tool/service, the authors reviewed and edited the content as needed and take full responsibility for the content of the published article.</w:t>
       </w:r>
     </w:p>
     <w:p>

--- a/论文/submission_ijts/Manuscript_IJTS.docx
+++ b/论文/submission_ijts/Manuscript_IJTS.docx
@@ -17076,45 +17076,7 @@
         <w:rPr>
           <w:rFonts w:eastAsia="Times New Roman"/>
         </w:rPr>
-        <w:t>All numerical results in this paper are produced by actual runs of the repository solver, and the data are archived with the text: the run report outputs/run_report.json, grid convergence outputs/a4_grid_convergence.json, equal-total-basis control outputs/c5_artifact.json, constraint-driven front outputs/generator_fronts.json, conjugate sweeps outputs/conjugate_single.json and outputs/conjugate_multi_real.json, multi-source sweep outputs/multi_source_summary.json, finite convection outputs/robin_boundary_summary.json, pitch sweeps outputs/lattice_pitch_summary.json and outputs/unequal_power_pitch_summary.json, real-unit calibration outputs/</w:t>
-      </w:r>
-      <w:r>
-        <w:rPr>
-          <w:rFonts w:eastAsia="Times New Roman"/>
-          <w:i/>
-        </w:rPr>
-        <w:t>real_unit_calibration.txt</w:t>
-      </w:r>
-      <w:r>
-        <w:rPr>
-          <w:rFonts w:eastAsia="Times New Roman"/>
-        </w:rPr>
-        <w:t>, and genetic-algorithm evidence outputs/</w:t>
-      </w:r>
-      <w:r>
-        <w:rPr>
-          <w:rFonts w:eastAsia="Times New Roman"/>
-          <w:i/>
-        </w:rPr>
-        <w:t>ga_evidence.json</w:t>
-      </w:r>
-      <w:r>
-        <w:rPr>
-          <w:rFonts w:eastAsia="Times New Roman"/>
-        </w:rPr>
-        <w:t>. Reproduction commands are given in the Appendix.</w:t>
-      </w:r>
-      <w:r>
-        <w:rPr>
-          <w:rFonts w:eastAsia="Times New Roman"/>
-        </w:rPr>
-        <w:t xml:space="preserve"> The complete source code and all artefacts listed above are openly available in the public repository at https://github.com/ice917/bionic-tree-microchannel; the SHA-256 checksums of every distributed file are recorded in MANIFEST.sha256 at the repository root.</w:t>
-      </w:r>
-      <w:r>
-        <w:rPr>
-          <w:rFonts w:eastAsia="Times New Roman"/>
-        </w:rPr>
-        <w:t xml:space="preserve"> The v1.0.0 snapshot of this repository is permanently archived at Zenodo under DOI 10.5281/zenodo.23620419, and the concept DOI 10.5281/zenodo.23620418 always resolves to the most recent archived version.</w:t>
+        <w:t xml:space="preserve">All numerical results in this paper are produced by actual runs of the repository solver, and the data are archived with the text: the run report outputs/run_report.json, grid convergence outputs/a4_grid_convergence.json, equal-total-basis control outputs/c5_artifact.json, constraint-driven front outputs/generator_fronts.json, conjugate sweeps outputs/conjugate_single.json and outputs/conjugate_multi_real.json, multi-source sweep outputs/multi_source_summary.json, finite convection outputs/robin_boundary_summary.json, pitch sweeps outputs/lattice_pitch_summary.json and outputs/unequal_power_pitch_summary.json, real-unit calibration outputs/real_unit_calibration.txt, and genetic-algorithm evidence outputs/ga_evidence.json. Reproduction commands are given in the Appendix. The complete source code and all artefacts listed above are openly available in the public repository at https://github.com/ice917/bionic-tree-microchannel; the SHA-256 checksums of every distributed file are recorded in MANIFEST.sha256 at the repository root. The snapshot of this repository corresponding to this manuscript (v1.0.1) is permanently archived at Zenodo under the concept DOI 10.5281/zenodo.23620418, which always resolves to the most recent archived version; the first archived version (v1.0.0) remains permanently available at the version DOI 10.5281/zenodo.23620419.</w:t>
       </w:r>
     </w:p>
     <w:p>

--- a/论文/submission_ijts/Manuscript_IJTS.docx
+++ b/论文/submission_ijts/Manuscript_IJTS.docx
@@ -17076,7 +17076,7 @@
         <w:rPr>
           <w:rFonts w:eastAsia="Times New Roman"/>
         </w:rPr>
-        <w:t xml:space="preserve">All numerical results in this paper are produced by actual runs of the repository solver, and the data are archived with the text: the run report outputs/run_report.json, grid convergence outputs/a4_grid_convergence.json, equal-total-basis control outputs/c5_artifact.json, constraint-driven front outputs/generator_fronts.json, conjugate sweeps outputs/conjugate_single.json and outputs/conjugate_multi_real.json, multi-source sweep outputs/multi_source_summary.json, finite convection outputs/robin_boundary_summary.json, pitch sweeps outputs/lattice_pitch_summary.json and outputs/unequal_power_pitch_summary.json, real-unit calibration outputs/real_unit_calibration.txt, and genetic-algorithm evidence outputs/ga_evidence.json. Reproduction commands are given in the Appendix. The complete source code and all artefacts listed above are openly available in the public repository at https://github.com/ice917/bionic-tree-microchannel; the SHA-256 checksums of every distributed file are recorded in MANIFEST.sha256 at the repository root. The snapshot of this repository corresponding to this manuscript (v1.0.1) is permanently archived at Zenodo under the concept DOI 10.5281/zenodo.23620418, which always resolves to the most recent archived version; the first archived version (v1.0.0) remains permanently available at the version DOI 10.5281/zenodo.23620419.</w:t>
+        <w:t xml:space="preserve">All numerical results in this paper are produced by actual runs of the repository solver, and the data are archived with the text: the run report outputs/run_report.json, grid convergence outputs/a4_grid_convergence.json, equal-total-basis control outputs/c5_artifact.json, constraint-driven front outputs/generator_fronts.json, conjugate sweeps outputs/conjugate_single.json and outputs/conjugate_multi_real.json, multi-source sweep outputs/multi_source_summary.json, finite convection outputs/robin_boundary_summary.json, pitch sweeps outputs/lattice_pitch_summary.json and outputs/unequal_power_pitch_summary.json, real-unit calibration outputs/real_unit_calibration.txt, and genetic-algorithm evidence outputs/ga_evidence.json. Reproduction commands are given in the Appendix. The complete source code and all artefacts listed above are openly available in the public repository at https://github.com/ice917/bionic-tree-microchannel; the SHA-256 checksums of every distributed file are recorded in MANIFEST.sha256 at the repository root. The data set and code are permanently archived at Zenodo and are cited as reference [21]; the concept DOI 10.5281/zenodo.23620418 always resolves to the most recent archived version, and the first archived version (v1.0.0) remains permanently available at the version DOI 10.5281/zenodo.23620419. This is a computational study and was not pre-registered.</w:t>
       </w:r>
     </w:p>
     <w:p>
@@ -17443,6 +17443,18 @@
         </w:rPr>
         <w:lastRenderedPageBreak/>
         <w:t>[20] Alphacool. Laing DDC-Pump 12V DDC-1RT datasheet. https://www.alphacool.com/ (2026).</w:t>
+      </w:r>
+    </w:p>
+    <w:p>
+      <w:pPr>
+        <w:spacing w:line="300" w:lineRule="auto"/>
+      </w:pPr>
+      <w:r>
+        <w:rPr>
+          <w:rFonts w:eastAsia="Times New Roman"/>
+        </w:rPr>
+        <w:lastRenderedPageBreak/>
+        <w:t xml:space="preserve">[21] Wu H. Bionic adaptive network: generation, comparison and defect ledger of chip heat-dissipation channel trees (v1.0.1) [data set and code]. Zenodo. https://doi.org/10.5281/zenodo.23621256 (2026).</w:t>
       </w:r>
     </w:p>
     <w:p>

--- a/论文/submission_ijts/Manuscript_IJTS.docx
+++ b/论文/submission_ijts/Manuscript_IJTS.docx
@@ -17076,7 +17076,7 @@
         <w:rPr>
           <w:rFonts w:eastAsia="Times New Roman"/>
         </w:rPr>
-        <w:t xml:space="preserve">All numerical results in this paper are produced by actual runs of the repository solver, and the data are archived with the text: the run report outputs/run_report.json, grid convergence outputs/a4_grid_convergence.json, equal-total-basis control outputs/c5_artifact.json, constraint-driven front outputs/generator_fronts.json, conjugate sweeps outputs/conjugate_single.json and outputs/conjugate_multi_real.json, multi-source sweep outputs/multi_source_summary.json, finite convection outputs/robin_boundary_summary.json, pitch sweeps outputs/lattice_pitch_summary.json and outputs/unequal_power_pitch_summary.json, real-unit calibration outputs/real_unit_calibration.txt, and genetic-algorithm evidence outputs/ga_evidence.json. Reproduction commands are given in the Appendix. The complete source code and all artefacts listed above are openly available in the public repository at https://github.com/ice917/bionic-tree-microchannel; the SHA-256 checksums of every distributed file are recorded in MANIFEST.sha256 at the repository root. The data set and code are permanently archived at Zenodo and are cited as reference [21]; the concept DOI 10.5281/zenodo.23620418 always resolves to the most recent archived version, and the first archived version (v1.0.0) remains permanently available at the version DOI 10.5281/zenodo.23620419. This is a computational study and was not pre-registered.</w:t>
+        <w:t>All numerical results in this paper are produced by actual runs of the repository solver, and the data are archived with the text: the run report outputs/run_report.json, grid convergence outputs/a4_grid_convergence.json, equal-total-basis control outputs/c5_artifact.json, constraint-driven front outputs/generator_fronts.json, conjugate sweeps outputs/conjugate_single.json and outputs/conjugate_multi_real.json, multi-source sweep outputs/multi_source_summary.json, finite convection outputs/robin_boundary_summary.json, pitch sweeps outputs/lattice_pitch_summary.json and outputs/unequal_power_pitch_summary.json, real-unit calibration outputs/real_unit_calibration.txt, and genetic-algorithm evidence outputs/ga_evidence.json. Reproduction commands are given in the Appendix. The complete source code and all artefacts listed above are openly available in the public repository at https://github.com/ice917/bionic-tree-microchannel; the SHA-256 checksums of every distributed file are recorded in MANIFEST.sha256 at the repository root. The data set and code are permanently archived at Zenodo and are cited as reference [21]; the concept DOI 10.5281/zenodo.23620418 always resolves to the most recent archived version, and the first archived version (v1.0.0) remains permanently available at the version DOI 10.5281/zenodo.23620419. The study protocol - the adjudication criteria R1-R26, their pass thresholds, the invalidated items and the step-by-step remediation record - is carried by the file DEFECT_REMEDIATION_PLAN.md at the repository root, which is distributed with the repository and included in the archived versions cited above. This is a computational study and was not pre-registered.</w:t>
       </w:r>
     </w:p>
     <w:p>
@@ -17453,8 +17453,7 @@
         <w:rPr>
           <w:rFonts w:eastAsia="Times New Roman"/>
         </w:rPr>
-        <w:lastRenderedPageBreak/>
-        <w:t xml:space="preserve">[21] Wu H. Bionic adaptive network: generation, comparison and defect ledger of chip heat-dissipation channel trees (v1.0.1) [data set and code]. Zenodo. https://doi.org/10.5281/zenodo.23621256 (2026).</w:t>
+        <w:t>[21] Wu H. Bionic adaptive network: generation, comparison and defect ledger of chip heat-dissipation channel trees [data set and code]. Zenodo. https://doi.org/10.5281/zenodo.23620418 (concept DOI, always resolving to the latest archived version) (2026).</w:t>
       </w:r>
     </w:p>
     <w:p>

--- a/论文/submission_ijts/Manuscript_IJTS.docx
+++ b/论文/submission_ijts/Manuscript_IJTS.docx
@@ -17076,7 +17076,7 @@
         <w:rPr>
           <w:rFonts w:eastAsia="Times New Roman"/>
         </w:rPr>
-        <w:t>All numerical results in this paper are produced by actual runs of the repository solver, and the data are archived with the text: the run report outputs/run_report.json, grid convergence outputs/a4_grid_convergence.json, equal-total-basis control outputs/c5_artifact.json, constraint-driven front outputs/generator_fronts.json, conjugate sweeps outputs/conjugate_single.json and outputs/conjugate_multi_real.json, multi-source sweep outputs/multi_source_summary.json, finite convection outputs/robin_boundary_summary.json, pitch sweeps outputs/lattice_pitch_summary.json and outputs/unequal_power_pitch_summary.json, real-unit calibration outputs/real_unit_calibration.txt, and genetic-algorithm evidence outputs/ga_evidence.json. Reproduction commands are given in the Appendix. The complete source code and all artefacts listed above are openly available in the public repository at https://github.com/ice917/bionic-tree-microchannel; the SHA-256 checksums of every distributed file are recorded in MANIFEST.sha256 at the repository root. The data set and code are permanently archived at Zenodo and are cited as reference [21]; the concept DOI 10.5281/zenodo.23620418 always resolves to the most recent archived version, and the first archived version (v1.0.0) remains permanently available at the version DOI 10.5281/zenodo.23620419. The study protocol - the adjudication criteria R1-R26, their pass thresholds, the invalidated items and the step-by-step remediation record - is carried by the file DEFECT_REMEDIATION_PLAN.md at the repository root, which is distributed with the repository and included in the archived versions cited above. This is a computational study and was not pre-registered.</w:t>
+        <w:t>All numerical results in this paper are produced by actual runs of the repository solver, and the data are archived with the text: the run report outputs/run_report.json, grid convergence outputs/a4_grid_convergence.json, equal-total-basis control outputs/c5_artifact.json, constraint-driven front outputs/generator_fronts.json, conjugate sweeps outputs/conjugate_single.json and outputs/conjugate_multi_real.json, multi-source sweep outputs/multi_source_summary.json, finite convection outputs/robin_boundary_summary.json, pitch sweeps outputs/lattice_pitch_summary.json and outputs/unequal_power_pitch_summary.json, real-unit calibration outputs/real_unit_calibration.txt, and genetic-algorithm evidence outputs/ga_evidence.json. Reproduction commands are given in the Appendix. The complete source code and all artefacts listed above are openly available in the public repository at https://github.com/ice917/bionic-tree-microchannel; the SHA-256 checksums of every distributed file are recorded in MANIFEST.sha256 at the repository root. The data set and code are permanently archived at Zenodo and are cited as reference [21]; the concept DOI 10.5281/zenodo.23620418 always resolves to the most recent archived version, and every archived snapshot (currently v1.0.0, v1.0.1 and v1.0.2) carries its own version DOI, which is listed on the Zenodo record page. The study protocol - the adjudication criteria R1-R26, their pass thresholds, the invalidated items and the step-by-step remediation record - is carried by the file DEFECT_REMEDIATION_PLAN.md at the repository root, which is distributed with the repository and included in every archived version. This is a computational study and was not pre-registered.</w:t>
       </w:r>
     </w:p>
     <w:p>

--- a/论文/submission_ijts/Manuscript_IJTS.docx
+++ b/论文/submission_ijts/Manuscript_IJTS.docx
@@ -1622,7 +1622,7 @@
         <w:rPr>
           <w:rFonts w:eastAsia="Times New Roman"/>
         </w:rPr>
-        <w:t xml:space="preserve">As the heat flux density of high-power chips continues to rise, air cooling can no longer meet the dissipation demand, and microchannel liquid cooling has become the mainstream solution owing to its compact structure and excellent convective heat transfer [2,17]. Among the many microchannel topologies, bionic tree-shaped branching networks inspired by plant leaf veins and animal vasculature are widely believed to outperform conventional parallel straight channels: their hierarchical branching structure is claimed to reduce both thermal resistance and pressure drop [8,9]. The geometric basis of this claim is Murray's law [1]—under the principle of minimum transport work, the parent and child radii satisfy the cubic relation </w:t>
+        <w:t xml:space="preserve">As the heat flux density of high-power chips continues to rise, air cooling can no longer meet the dissipation demand, and microchannel liquid cooling has become the mainstream solution owing to its compact structure and excellent convective heat transfer [1,2]. Among the many microchannel topologies, bionic tree-shaped branching networks inspired by plant leaf veins and animal vasculature are widely believed to outperform conventional parallel straight channels: their hierarchical branching structure is claimed to reduce both thermal resistance and pressure drop [3,4]. The geometric basis of this claim is Murray's law [5]—under the principle of minimum transport work, the parent and child radii satisfy the cubic relation </w:t>
       </w:r>
       <w:r>
         <w:rPr>
@@ -2217,7 +2217,7 @@
         <w:rPr>
           <w:rFonts w:eastAsia="Times New Roman"/>
         </w:rPr>
-        <w:t>The theoretical and experimental study of tree-shaped branching microchannels is extensive. Murray's law [1] and the allometric scaling model of West et al. [4] provide the biological basis for branching networks; Bejan's constructal theory [3] generalises it into an engineering design principle. Jing and Song [7] re-examined Murray's law under a constant-channel-height constraint, pointing out that the optimal diameter ratio for circular tubes does not apply to rectangular bifurcations, where the optimal width ratio is determined jointly by channel height, initial size, and branching level. Wang et al. [8] studied the thermo-hydraulic performance of tree-shaped heat sinks with high branching levels based on a modified Murray's law. Chen et al. [9] proposed Y-shaped bifurcated straight-channel heat sinks and quantified the effects of bifurcation angle, branching level, channel count, and inlet velocity on flow uniformity and thermo-hydraulic performance.</w:t>
+        <w:t>The theoretical and experimental study of tree-shaped branching microchannels is extensive. Murray's law [5] and the allometric scaling model of West et al. [6] provide the biological basis for branching networks; Bejan's constructal theory [7] generalises it into an engineering design principle. Jing and Song [8] re-examined Murray's law under a constant-channel-height constraint, pointing out that the optimal diameter ratio for circular tubes does not apply to rectangular bifurcations, where the optimal width ratio is determined jointly by channel height, initial size, and branching level. Wang et al. [3] studied the thermo-hydraulic performance of tree-shaped heat sinks with high branching levels based on a modified Murray's law. Chen et al. [4] proposed Y-shaped bifurcated straight-channel heat sinks and quantified the effects of bifurcation angle, branching level, channel count, and inlet velocity on flow uniformity and thermo-hydraulic performance.</w:t>
       </w:r>
     </w:p>
     <w:p>
@@ -2249,14 +2249,13 @@
         <w:rPr>
           <w:rFonts w:eastAsia="Times New Roman"/>
         </w:rPr>
-        <w:t xml:space="preserve">In the direction of topology optimisation, Tan et al. [10] and Wang et al. [11] applied multi-objective topology optimisation to high-heat-flux chip cold-plate design, demonstrating the benefit of non-uniform channel layouts. On the hydraulic side, Kiser et al. [15] measured laminar loss coefficients for tee and wye junctions, and Rennels and </w:t>
-      </w:r>
-      <w:r>
-        <w:rPr>
-          <w:rFonts w:eastAsia="Times New Roman"/>
-        </w:rPr>
-        <w:lastRenderedPageBreak/>
-        <w:t>Hudson [16] systematically compiled engineering data on pipe fitting local losses; these results suggest that neglecting junction losses systematically underestimates the pressure drop of tree networks, because a tree has far more bifurcations than a parallel straight channel.</w:t>
+        <w:t xml:space="preserve">In the direction of topology optimisation, Tan et al. [9] and Wang et al. [10] applied multi-objective topology optimisation to high-heat-flux chip cold-plate design, demonstrating the benefit of non-uniform channel layouts. On the hydraulic side, Kiser et al. [11] measured laminar loss coefficients for tee and wye junctions, and Rennels and </w:t>
+      </w:r>
+      <w:r>
+        <w:rPr>
+          <w:rFonts w:eastAsia="Times New Roman"/>
+        </w:rPr>
+        <w:t>Hudson [12] systematically compiled engineering data on pipe fitting local losses; these results suggest that neglecting junction losses systematically underestimates the pressure drop of tree networks, because a tree has far more bifurcations than a parallel straight channel.</w:t>
       </w:r>
     </w:p>
     <w:p>
@@ -2288,7 +2287,7 @@
         <w:rPr>
           <w:rFonts w:eastAsia="Times New Roman"/>
         </w:rPr>
-        <w:t>The slime-mould (Physarum) adaptive network model [5,6] offers another bionic paradigm for channel routing, whose steady state and relation to shortest paths have been rigorously characterised. This paper borrows its electrical analogy for cross-validation, but the routing itself still uses heat-field-driven growth, to maintain consistency with the main model.</w:t>
+        <w:t>The slime-mould (Physarum) adaptive network model [13,14] offers another bionic paradigm for channel routing, whose steady state and relation to shortest paths have been rigorously characterised. This paper borrows its electrical analogy for cross-validation, but the routing itself still uses heat-field-driven growth, to maintain consistency with the main model.</w:t>
       </w:r>
     </w:p>
     <w:p>
@@ -2892,7 +2891,7 @@
         <w:rPr>
           <w:rFonts w:eastAsia="Times New Roman"/>
         </w:rPr>
-        <w:t>=148 W/(m·K) [14]), the steady-state conduction equation is solved by five-point differences:</w:t>
+        <w:t>=148 W/(m·K) [15]), the steady-state conduction equation is solved by five-point differences:</w:t>
       </w:r>
     </w:p>
     <w:p>
@@ -4253,7 +4252,7 @@
         <w:rPr>
           <w:rFonts w:eastAsia="Times New Roman"/>
         </w:rPr>
-        <w:t xml:space="preserve"> the convention-A purely viscous pressure drop must not exceed the pump shut-off head of 31700 Pa [20].</w:t>
+        <w:t xml:space="preserve"> the convention-A purely viscous pressure drop must not exceed the pump shut-off head of 31700 Pa [16].</w:t>
       </w:r>
     </w:p>
     <w:p>
@@ -6335,7 +6334,7 @@
           <w:b/>
           <w:sz w:val="21"/>
         </w:rPr>
-        <w:t>4.5 Real-Unit Calibration</w:t>
+        <w:t>4.5 Three-Dimensional Conduction Coupled to a One-Dimensional Coolant March</w:t>
       </w:r>
     </w:p>
     <w:p>
@@ -6350,12 +6349,104 @@
         <w:rPr>
           <w:rFonts w:eastAsia="Times New Roman"/>
         </w:rPr>
-        <w:t xml:space="preserve">The dimensionless results are mapped onto two cases—the i7-14700K (253 W [12]) and the H100 (700 W [13])—with plate 45×45 mm, cell pitch 0.9 mm, and silicon thickness 5 mm. Table 5 gives the bare-plate conduction peak, the peak with the tree added, the thermal resistance, and the pressure drop: the </w:t>
-      </w:r>
+        <w:t>Section 4.4 releases the pinned-cell convention in a two-dimensional slab. The same release is carried out here in three dimensions, on a 30×30×10 block (27×27×9 mm at the 0.9 mm pitch). A seven-point Laplacian with Jacobi iteration solves the solid, and each channel column is still held at a single wall temperature; what replaces the pinning is a one-dimensional coolant march along the flow path, T_out = T_in + q_abs/(ρc_pQ_share), with the flow split at every junction in proportion to the number of cells in the downstream subtree. Two masks are compared on the equal-occupancy basis: the tree, and a straightened bank of five full columns. They occupy 150 cells each and both cover all 25 source cells, so the comparison is identical in material and in source coverage and differs only in topology. The model is named for what it solves: three-dimensional conduction coupled to a one-dimensional coolant march. No velocity field is solved, and there is no velocity profile, no entry length and no wall-to-bulk gradient inside the passage; the wall is the bulk, a lumped assumption whose error scales with the passage's own Biot number (small for a sub-millimetre channel). It must not be read as a CFD result, and it is not a substitute for one.</w:t>
+      </w:r>
+    </w:p>
+    <w:p>
+      <w:pPr>
+        <w:spacing w:line="360" w:lineRule="auto"/>
+        <w:ind w:firstLine="420"/>
+        <w:rPr>
+          <w:lang w:eastAsia="zh-CN"/>
+        </w:rPr>
+      </w:pPr>
+      <w:r>
+        <w:rPr>
+          <w:rFonts w:eastAsia="Times New Roman"/>
+        </w:rPr>
+        <w:t>The march and the solid are coupled by a damped Picard loop (relaxation 0.5, tolerance 10⁻⁷), which converged within 122 outer iterations on every run reported here. Three independent checks are attached to it. First, in the infinite-flow limit the coupled model reproduces the conduction-only three-dimensional solver to 5.6×10⁻⁸ and 3.9×10⁻⁷ for the tree and the straightened mask. Second, the discrete identity P_inj = P_chan + P_base + D closes to 1.6×10⁻⁵ relative over the whole sweep, where D is heat that escapes through the nominally adiabatic top skin because the skin equation weights the z = 9↔z = 8 coupling 2:1. At the reference point D is 0.7% of the injected power for the tree mask and 5.8% for the straightened mask (11.6% in the worst case over the sweep), so the two are compared at equal delivered power, with the absorbed cell distribution renormalised to P_inj, and the raw run is quoted alongside: the reference-point difference is +1.90 °C raw against +1.81 °C renormalised. Third, the marched enthalpy balances the absorbed power to 7.4×10⁻⁹ at the reference point. Because the solver is dimensionless, every difference below is converted with K = q_cell/(kh) = 75.976 K per unit; the −0.00107 units of the conduction-only check are therefore −0.081 °C, the same quantity expressed in the solver's own units.</w:t>
+      </w:r>
+    </w:p>
+    <w:p>
+      <w:pPr>
+        <w:spacing w:line="360" w:lineRule="auto"/>
+        <w:ind w:firstLine="420"/>
+        <w:rPr>
+          <w:lang w:eastAsia="zh-CN"/>
+        </w:rPr>
+      </w:pPr>
+      <w:r>
+        <w:rPr>
+          <w:rFonts w:eastAsia="Times New Roman"/>
+        </w:rPr>
+        <w:t>At the calibrated flow of 0.7282 L/min (Π = 379.9, 253 W) the wall above the source peaks at 64.71 °C for the tree and 62.89 °C for the straightened bank at Bi = 1, so the tree is 1.81 °C warmer. The mechanism is visible in the coolant. Because the tree's inlet sits at the source centre, its trunk carries the whole 253 W serially through the hotspot, and the coolant temperature at its hottest wall cell rises 12.06 K above the inlet; the straightened bank is fed at the middle row and splits into two half-banks that each carry half the power, so its wall temperature spans only 4.11 K (the bulk rise implied by 253 W at this flow is 5.0 K). The corresponding thermal resistances are 0.1569 and 0.1498 °C/W.</w:t>
+      </w:r>
+    </w:p>
+    <w:p>
+      <w:pPr>
+        <w:spacing w:line="360" w:lineRule="auto"/>
+        <w:ind w:firstLine="420"/>
+        <w:rPr>
+          <w:lang w:eastAsia="zh-CN"/>
+        </w:rPr>
+      </w:pPr>
+      <w:r>
+        <w:rPr>
+          <w:rFonts w:eastAsia="Times New Roman"/>
+        </w:rPr>
+        <w:t>The sign of the difference is not a property of the geometry alone. In the pinned limit the two masks are level: −0.082 °C at Bi = 0 and −0.081 °C at Bi = 1 (the −0.0011 units quoted elsewhere). At the calibration flow the tree is +1.81 °C warmer at Bi = 1 and +1.74 °C at Bi = 0; at tenfold higher flow (7.28 L/min, Π = 3799) it is −0.066 °C, i.e. marginally cooler; at tenfold lower flow (0.0728 L/min, Π = 38) it is +18.99 °C warmer at Bi = 1 and +11.92 °C at Bi = 0. The base boundary condition is almost irrelevant at the calibration flow—Bi = 0, Bi = 1 and an isothermal base give +1.736, +1.813 and +1.818 °C—so what sets the sign is the ratio of the coolant's temperature excursion to the spreading resistance, that is Π and not Bi. Two consequences follow. The equal-pinned comparisons of Section 5 are infinite-flow statements and must not be read as finite-flow rankings; and the flow rate has to be fixed before a topology is ranked.</w:t>
+      </w:r>
+    </w:p>
+    <w:p>
+      <w:pPr>
+        <w:spacing w:line="360" w:lineRule="auto"/>
+        <w:ind w:firstLine="420"/>
+        <w:rPr>
+          <w:lang w:eastAsia="zh-CN"/>
+        </w:rPr>
+      </w:pPr>
+      <w:r>
+        <w:rPr>
+          <w:rFonts w:eastAsia="Times New Roman"/>
+        </w:rPr>
+        <w:t>Rebuilding both masks at 40×40×10 (200 = 200 cells) at the same flow preserves the sign and moves the calibration-flow difference from +1.81 to +2.84 °C at Bi = 1 (+1.74 to +2.75 °C at Bi = 0); at tenfold lower flow the same rebuild moves it from +18.99 to +30.45 °C, so the coarser grid under-predicts the penalty. Two limitations bound what this section can claim. First, the wall-to-bulk lumping removes the only length scale a real passage would add, so the absolute temperatures are not design values, and the block used here (27×27×9 mm) is not the 45×45×5 mm slab of Section 4.6, so its thermal resistance must not be compared with that calibration. Second, the exercise is a resolution check rather than a refinement study, and it covers one geometry pair at three flow rates rather than the 24 design points of Section 5; extending it to the whole front, with a solved velocity field and the packaging layer, is left to Section 7.</w:t>
+      </w:r>
+    </w:p>
+    <w:p>
+      <w:pPr>
+        <w:keepNext/>
+        <w:spacing w:before="240" w:after="120"/>
+        <w:rPr>
+          <w:lang w:eastAsia="zh-CN"/>
+        </w:rPr>
+      </w:pPr>
       <w:r>
         <w:rPr>
           <w:rFonts w:eastAsia="Times New Roman"/>
           <w:b/>
+          <w:sz w:val="21"/>
+        </w:rPr>
+        <w:t>4.6 Real-Unit Calibration</w:t>
+      </w:r>
+    </w:p>
+    <w:p>
+      <w:pPr>
+        <w:spacing w:line="360" w:lineRule="auto"/>
+        <w:ind w:firstLine="420"/>
+        <w:rPr>
+          <w:lang w:eastAsia="zh-CN"/>
+        </w:rPr>
+      </w:pPr>
+      <w:r>
+        <w:rPr>
+          <w:rFonts w:eastAsia="Times New Roman"/>
+        </w:rPr>
+        <w:t xml:space="preserve">The dimensionless results are mapped onto two cases—the i7-14700K (253 W [17]) and the H100 (700 W [18])—with plate 45×45 mm, cell pitch 0.9 mm, and silicon thickness 5 mm. Table 5 gives the bare-plate conduction peak, the peak with the tree added, the thermal resistance, and the pressure drop: the </w:t>
+      </w:r>
+      <w:r>
+        <w:rPr>
+          <w:rFonts w:eastAsia="Times New Roman"/>
+          <w:b/>
         </w:rPr>
         <w:t>R</w:t>
       </w:r>
@@ -6376,8 +6467,7 @@
         <w:rPr>
           <w:rFonts w:eastAsia="Times New Roman"/>
         </w:rPr>
-        <w:lastRenderedPageBreak/>
-        <w:t>independent of power, as expected for identical geometry and flow rate. The gap between the model thermal resistance and published cold-plate data (0.0069–0.019 °C/W [18]) is attributed to the concentrated-source basis and 2D idealisation, not to an implementation error (the idealisation only biases the model, see Section 5.5).</w:t>
+        <w:t>independent of power, as expected for identical geometry and flow rate. The gap between the model thermal resistance and published cold-plate data (0.0069–0.019 °C/W [19]) is attributed to the concentrated-source basis and 2D idealisation, not to an implementation error (the idealisation only biases the model, see Section 5.5).</w:t>
       </w:r>
     </w:p>
     <w:p>
@@ -6835,7 +6925,7 @@
         <w:rPr>
           <w:rFonts w:eastAsia="Times New Roman"/>
         </w:rPr>
-        <w:t xml:space="preserve"> A 50×50 grid with real-unit cell pitch 0.9 mm, plate 45×45 mm, silicon thickness 5 mm, and thermal conductivity 148 W/(m·K) [14]; the steady-state conduction equation is discretised by five-point differences and solved by Jacobi iteration with a residual criterion of 10</w:t>
+        <w:t xml:space="preserve"> A 50×50 grid with real-unit cell pitch 0.9 mm, plate 45×45 mm, silicon thickness 5 mm, and thermal conductivity 148 W/(m·K) [15]; the steady-state conduction equation is discretised by five-point differences and solved by Jacobi iteration with a residual criterion of 10</w:t>
       </w:r>
       <w:r>
         <w:rPr>
@@ -16602,7 +16692,7 @@
         <w:rPr>
           <w:rFonts w:eastAsia="Times New Roman"/>
         </w:rPr>
-        <w:t>The limitations must be stated honestly: (1) the pressure drop is a purely viscous Poiseuille term (Eq. (3)), excluding the r4 correction for the 0.2–0.5 mm fin spacing (1.0–39.1× [15,16]); this estimate is conservative for the tree, because the dominant omitted terms—entrance effects at L/D≈1 (each 0.9 mm tree segment is a developing flow in which the fully-developed Poiseuille assumption fails) and the junction local losses at the 57 bifurcations (quantified by the Kiser/Rennels K models as a 2.6–98.8× amplification, an order-of-magnitude range since K is not reliably calibrated for laminar Re&lt;150)—both raise the tree's pressure drop far above this estimate, while the only downward correction, the rectangular-channel f·Re (≈56.8 for a square channel versus 64 for a round tube), is at most about 11%; (2) the 2D model lacks the packaging layer and the convection film coefficient, so the thermal-resistance calibration uses the silicon-field temperature rather than the case temperature; the 398 local junction losses, once included, only widen the pressure-drop gap further in the same direction as (1); (3) the viscosity takes the 20 °C value applied to a 25 °C case, biasing the pressure drop high by about 12.6%; (4) the coldest design is only 1.2–1.7× from the pump limit, so pump selection should take a knee point at non-zero thermal tolerance. None of these alters the directional conclusion that the tree is not superior under a fair basis.</w:t>
+        <w:t>The limitations must be stated honestly: (1) the pressure drop is a purely viscous Poiseuille term (Eq. (3)), excluding the r4 correction for the 0.2–0.5 mm fin spacing [20] (1.0–39.1× [11,12]); this estimate is conservative for the tree, because the dominant omitted terms—entrance effects at L/D≈1 (each 0.9 mm tree segment is a developing flow in which the fully-developed Poiseuille assumption fails) and the junction local losses at the 57 bifurcations (quantified by the Kiser/Rennels K models as a 2.6–98.8× amplification, an order-of-magnitude range since K is not reliably calibrated for laminar Re&lt;150)—both raise the tree's pressure drop far above this estimate, while the only downward correction, the rectangular-channel f·Re (≈56.8 for a square channel versus 64 for a round tube), is at most about 11%; (2) the 2D model lacks the packaging layer and the convection film coefficient, so the thermal-resistance calibration uses the silicon-field temperature rather than the case temperature; the 398 local junction losses, once included, only widen the pressure-drop gap further in the same direction as (1); (3) the viscosity takes the 20 °C value applied to a 25 °C case, biasing the pressure drop high by about 12.6%; (4) the coldest design is only 1.2–1.7× from the pump limit, so pump selection should take a knee point at non-zero thermal tolerance. None of these alters the directional conclusion that the tree is not superior under a fair basis.</w:t>
       </w:r>
     </w:p>
     <w:p>
@@ -16885,7 +16975,7 @@
           <w:rFonts w:eastAsia="Times New Roman"/>
           <w:b/>
         </w:rPr>
-        <w:t>First, three-dimensional conjugate modelling and packaging layers. The dimension-sensitivity check in Fig. 11 already confirms, in a three-dimensional conduction setting, that the tree and the straight channel remain tied (ΔT = −0.0011 °C, i.e. |ΔT| = 0.14% of the 0.7940 °C peak drop against the bare plate), so the 2D directional conclusion survives the added dimension. What remains for follow-up work is the full three-dimensional conjugate framework—adding the packaging layer and the convection film coefficient (Section 5.9, limitation (2))—to re-run all 24 design points and confirm that the lattice-is-not-inferior conclusion also holds under coupled flow.</w:t>
+        <w:t>First, three-dimensional conjugate modelling and packaging layers. The dimension-sensitivity check in Fig. 11 confirms, in a three-dimensional conduction setting, that the tree and the straight channel remain tied (ΔT = −0.0011 lattice units, i.e. −0.081 °C, about 0.14% of the 0.7940-unit (60.3 °C) peak drop against the bare plate). Section 4.5 now releases the pinning in the same three-dimensional block: with the coolant marched along the channels at the calibrated 0.73 L/min the tie does not survive—the tree runs 1.8 °C warmer than the equal-occupancy straightened bank at Bi = 1—and the sign of the difference depends on the flow rate. What remains for follow-up work is the full three-dimensional conjugate framework—adding the packaging layer and a solved velocity field in place of the lumped wall-to-bulk assumption (Section 5.9, limitation (2))—to re-run all 24 design points and establish whether the lattice-is-not-inferior conclusion holds under coupled flow.</w:t>
       </w:r>
     </w:p>
     <w:p>
@@ -16946,7 +17036,7 @@
           <w:b/>
           <w:sz w:val="21"/>
         </w:rPr>
-        <w:t>Fig. 11. Dimension sensitivity: tree and straight channel remain tied under 3D conduction (ΔT = −0.0011 °C, flat over the Bi sweep and the mesh)</w:t>
+        <w:t>Fig. 11. Dimension sensitivity: tree and straight channel remain tied under 3D conduction (ΔT = −0.0011 lattice units, i.e. −0.081 °C at 1 unit = 75.976 K, flat over the Bi sweep and the mesh)</w:t>
       </w:r>
     </w:p>
     <w:p>
@@ -16962,7 +17052,7 @@
           <w:rFonts w:eastAsia="Times New Roman"/>
           <w:b/>
         </w:rPr>
-        <w:t xml:space="preserve">Second, calibration of junction local losses. The Kiser et al. [15] and Rennels and Hudson [16] K models already give a junction-inclusive pressure-drop range (2.6–98.8× amplification), confirming the purely viscous lower bound already suffices to refute the tree and the direction is unchanged once junctions are included. On the branching-exponent side, writing the junction-to-viscous strength ratio as β = KρQ/(16πμL), a strict minimum-work variational derivation gives the effective branching exponent α_local = 6(1+β)/(2+3β), which recovers the Murray value 3 as </w:t>
+        <w:t xml:space="preserve">Second, calibration of junction local losses. The Kiser et al. [11] and Rennels and Hudson [12] K models already give a junction-inclusive pressure-drop range (2.6–98.8× amplification), confirming the purely viscous lower bound already suffices to refute the tree and the direction is unchanged once junctions are included. On the branching-exponent side, writing the junction-to-viscous strength ratio as β = KρQ/(16πμL), a strict minimum-work variational derivation gives the effective branching exponent α_local = 6(1+β)/(2+3β), which recovers the Murray value 3 as </w:t>
       </w:r>
       <w:r>
         <w:rPr>
@@ -17014,7 +17104,7 @@
         <w:rPr>
           <w:rFonts w:eastAsia="Times New Roman"/>
         </w:rPr>
-        <w:t xml:space="preserve"> The current C3 constraint takes a single pump's shut-off head of 31700 Pa [20], whereas the coldest design is only 1.2–1.7× from that limit. Follow-up work should incorporate the pump characteristic curve, manufacturing cost, and maintainability into the feasible set, extending the Pareto front from the two-dimensional form of </w:t>
+        <w:t xml:space="preserve"> The current C3 constraint takes a single pump's shut-off head of 31700 Pa [16], whereas the coldest design is only 1.2–1.7× from that limit. Follow-up work should incorporate the pump characteristic curve, manufacturing cost, and maintainability into the feasible set, extending the Pareto front from the two-dimensional form of </w:t>
       </w:r>
       <w:r>
         <w:rPr>
@@ -17076,7 +17166,7 @@
         <w:rPr>
           <w:rFonts w:eastAsia="Times New Roman"/>
         </w:rPr>
-        <w:t>All numerical results in this paper are produced by actual runs of the repository solver, and the data are archived with the text: the run report outputs/run_report.json, grid convergence outputs/a4_grid_convergence.json, equal-total-basis control outputs/c5_artifact.json, constraint-driven front outputs/generator_fronts.json, conjugate sweeps outputs/conjugate_single.json and outputs/conjugate_multi_real.json, multi-source sweep outputs/multi_source_summary.json, finite convection outputs/robin_boundary_summary.json, pitch sweeps outputs/lattice_pitch_summary.json and outputs/unequal_power_pitch_summary.json, real-unit calibration outputs/real_unit_calibration.txt, and genetic-algorithm evidence outputs/ga_evidence.json. Reproduction commands are given in the Appendix. The complete source code and all artefacts listed above are openly available in the public repository at https://github.com/ice917/bionic-tree-microchannel; the SHA-256 checksums of every distributed file are recorded in MANIFEST.sha256 at the repository root. The data set and code are permanently archived at Zenodo and are cited as reference [21]; the concept DOI 10.5281/zenodo.23620418 always resolves to the most recent archived version, and every archived snapshot (currently v1.0.0, v1.0.1 and v1.0.2) carries its own version DOI, which is listed on the Zenodo record page. The study protocol - the adjudication criteria R1-R26, their pass thresholds, the invalidated items and the step-by-step remediation record - is carried by the file DEFECT_REMEDIATION_PLAN.md at the repository root, which is distributed with the repository and included in every archived version. This is a computational study and was not pre-registered.</w:t>
+        <w:t>All numerical results in this paper are produced by actual runs of the repository solver, and the data are archived with the text: the run report outputs/run_report.json, grid convergence outputs/a4_grid_convergence.json, equal-total-basis control outputs/c5_artifact.json, constraint-driven front outputs/generator_fronts.json, conjugate sweeps outputs/conjugate_single.json and outputs/conjugate_multi_real.json, three-dimensional conduction with a one-dimensional coolant march outputs/conjugate_3d_flow.json, multi-source sweep outputs/multi_source_summary.json, finite convection outputs/robin_boundary_summary.json, pitch sweeps outputs/lattice_pitch_summary.json and outputs/unequal_power_pitch_summary.json, real-unit calibration outputs/real_unit_calibration.txt, and genetic-algorithm evidence outputs/ga_evidence.json. Reproduction commands are given in the Appendix. The complete source code and all artefacts listed above are openly available in the public repository at https://github.com/ice917/bionic-tree-microchannel; the SHA-256 checksums of every distributed file are recorded in MANIFEST.sha256 at the repository root. The data set and code are permanently archived at Zenodo and are cited as reference [21]; the concept DOI 10.5281/zenodo.23620418 always resolves to the most recent archived version, and every archived snapshot (currently v1.0.0, v1.0.1, v1.0.2, v1.0.3 and v1.0.4) carries its own version DOI, which is listed on the Zenodo record page. The study protocol - the adjudication criteria R1-R28, their pass thresholds, the invalidated items and the step-by-step remediation record - is carried by the file DEFECT_REMEDIATION_PLAN.md at the repository root, which is distributed with the repository and included in every archived version. This is a computational study and was not pre-registered.</w:t>
       </w:r>
     </w:p>
     <w:p>
@@ -17231,7 +17321,7 @@
         <w:rPr>
           <w:rFonts w:eastAsia="Times New Roman"/>
         </w:rPr>
-        <w:t>[1] Murray C D. The physiological principle of minimum work: I. The vascular system and the cost of blood volume. Proc Natl Acad Sci USA. 1926;12(3):207–214.</w:t>
+        <w:t>[1] Tuckerman D B, Pease R F W. High-performance heat sinking for VLSI. IEEE Electron Device Lett. 1981;2(5):126–129.</w:t>
       </w:r>
     </w:p>
     <w:p>
@@ -17242,7 +17332,7 @@
         <w:rPr>
           <w:rFonts w:eastAsia="Times New Roman"/>
         </w:rPr>
-        <w:t>[2] Tuckerman D B, Pease R F W. High-performance heat sinking for VLSI. IEEE Electron Device Lett. 1981;2(5):126–129.</w:t>
+        <w:t>[2] Open Compute Project. OAI system liquid cooling guidelines. https://www.opencompute.org/ (2023).</w:t>
       </w:r>
     </w:p>
     <w:p>
@@ -17253,7 +17343,8 @@
         <w:rPr>
           <w:rFonts w:eastAsia="Times New Roman"/>
         </w:rPr>
-        <w:t>[3] Bejan A. Constructal-theory network of conducting paths for cooling a heat generating volume. Int J Heat Mass Transf. 1997;40(4):799–816.</w:t>
+        <w:lastRenderedPageBreak/>
+        <w:t>[3] Wang G, Sheng K, Wang Y, et al. Thermal hydraulic performance of tree-like microchannel heat sink with high branching level based on the improved Murray's law. Int J Heat Mass Transf. 2024;231:125875.</w:t>
       </w:r>
     </w:p>
     <w:p>
@@ -17264,7 +17355,7 @@
         <w:rPr>
           <w:rFonts w:eastAsia="Times New Roman"/>
         </w:rPr>
-        <w:t>[4] West G B, Brown J H, Enquist B J. A general model for the origin of allometric scaling laws in biology. Science. 1997;276(5309):122–126.</w:t>
+        <w:t>[4] Chen K, Chen Y, Zhai K, He Z. Thermo-hydraulic and flow distribution characteristics of bionic fractal Y-shaped bifurcation microchannel heat sink. Processes. 2026;14(19):3181.</w:t>
       </w:r>
     </w:p>
     <w:p>
@@ -17275,7 +17366,7 @@
         <w:rPr>
           <w:rFonts w:eastAsia="Times New Roman"/>
         </w:rPr>
-        <w:t>[5] Tero A, Kobayashi R, Nakagaki T. A mathematical model for adaptive transport network in path finding by true slime mold. J Theor Biol. 2007;244(4):553–564.</w:t>
+        <w:t>[5] Murray C D. The physiological principle of minimum work: I. The vascular system and the cost of blood volume. Proc Natl Acad Sci USA. 1926;12(3):207–214.</w:t>
       </w:r>
     </w:p>
     <w:p>
@@ -17286,7 +17377,7 @@
         <w:rPr>
           <w:rFonts w:eastAsia="Times New Roman"/>
         </w:rPr>
-        <w:t>[6] Bonifaci V, Mehlhorn K, Varma G. Physarum can compute shortest paths. J Theor Biol. 2012;309:121–133.</w:t>
+        <w:t>[6] West G B, Brown J H, Enquist B J. A general model for the origin of allometric scaling laws in biology. Science. 1997;276(5309):122–126.</w:t>
       </w:r>
     </w:p>
     <w:p>
@@ -17297,7 +17388,7 @@
         <w:rPr>
           <w:rFonts w:eastAsia="Times New Roman"/>
         </w:rPr>
-        <w:t>[7] Jing D, Song S, He L. Reexamination of Murray's law for tree-like rectangular microchannel network with constant channel height. Int J Heat Mass Transf. 2019;128:1344–1350.</w:t>
+        <w:t>[7] Bejan A. Constructal-theory network of conducting paths for cooling a heat generating volume. Int J Heat Mass Transf. 1997;40(4):799–816.</w:t>
       </w:r>
     </w:p>
     <w:p>
@@ -17308,8 +17399,7 @@
         <w:rPr>
           <w:rFonts w:eastAsia="Times New Roman"/>
         </w:rPr>
-        <w:lastRenderedPageBreak/>
-        <w:t>[8] Wang G, Sheng K, Wang Y, et al. Thermal hydraulic performance of tree-like microchannel heat sink with high branching level based on the improved Murray's law. Int J Heat Mass Transf. 2024;231:125875.</w:t>
+        <w:t>[8] Jing D, Song S, He L. Reexamination of Murray's law for tree-like rectangular microchannel network with constant channel height. Int J Heat Mass Transf. 2019;128:1344–1350.</w:t>
       </w:r>
     </w:p>
     <w:p>
@@ -17320,7 +17410,7 @@
         <w:rPr>
           <w:rFonts w:eastAsia="Times New Roman"/>
         </w:rPr>
-        <w:t>[9] Chen K, Chen Y, Zhai K, He Z. Thermo-hydraulic and flow distribution characteristics of bionic fractal Y-shaped bifurcation microchannel heat sink. Processes. 2026;14(19):3181.</w:t>
+        <w:t>[9] Tan H, Wu L-W, Wang M-Y, Yang Z-H, Du P-A. Heat transfer improvement in microchannel heat sink by topology design and optimization for high heat flux chip cooling. Int J Heat Mass Transf. 2019;129:681–689.</w:t>
       </w:r>
     </w:p>
     <w:p>
@@ -17331,7 +17421,7 @@
         <w:rPr>
           <w:rFonts w:eastAsia="Times New Roman"/>
         </w:rPr>
-        <w:t>[10] Tan H, Wu L-W, Wang M-Y, Yang Z-H, Du P-A. Heat transfer improvement in microchannel heat sink by topology design and optimization for high heat flux chip cooling. Int J Heat Mass Transf. 2019;129:681–689.</w:t>
+        <w:t>[10] Wang N, Tian B, Liu L, Li J, Shao S. Integrated topology optimization and microchannel cold plate for chip cooling. Energy Proceedings. 2024;58.</w:t>
       </w:r>
     </w:p>
     <w:p>
@@ -17342,7 +17432,7 @@
         <w:rPr>
           <w:rFonts w:eastAsia="Times New Roman"/>
         </w:rPr>
-        <w:t>[11] Wang N, Tian B, Liu L, Li J, Shao S. Integrated topology optimization and microchannel cold plate for chip cooling. Energy Proceedings. 2024;58.</w:t>
+        <w:t>[11] Kiser C C, Handy T A, Lemley E C, et al. Reynolds number dependence for laminar flow loss coefficients in tee and wye junctions. In: ASME FEDSM-ICNMM; 2010. p. 341–347.</w:t>
       </w:r>
     </w:p>
     <w:p>
@@ -17353,7 +17443,7 @@
         <w:rPr>
           <w:rFonts w:eastAsia="Times New Roman"/>
         </w:rPr>
-        <w:t>[12] Intel. Intel Core i7-14700K processor specifications. https://www.intel.cn/content/www/cn/zh/products/sku/236783/ (2026).</w:t>
+        <w:t>[12] Rennels D C, Hudson H M. Pipe Flow: A Practical and Comprehensive Guide. Hoboken: Wiley; 2012.</w:t>
       </w:r>
     </w:p>
     <w:p>
@@ -17364,7 +17454,7 @@
         <w:rPr>
           <w:rFonts w:eastAsia="Times New Roman"/>
         </w:rPr>
-        <w:t>[13] NVIDIA. NVIDIA H100 Tensor Core GPU architecture. https://www.nvidia.com/en-us/data-center/h100/ (2026).</w:t>
+        <w:t>[13] Tero A, Kobayashi R, Nakagaki T. A mathematical model for adaptive transport network in path finding by true slime mold. J Theor Biol. 2007;244(4):553–564.</w:t>
       </w:r>
     </w:p>
     <w:p>
@@ -17375,7 +17465,7 @@
         <w:rPr>
           <w:rFonts w:eastAsia="Times New Roman"/>
         </w:rPr>
-        <w:t>[14] Glassbrenner C J, Slack G A. Thermal conductivity of silicon and germanium from 3 K to the melting point. Phys Rev. 1964;134(4A):A1058–A1069.</w:t>
+        <w:t>[14] Bonifaci V, Mehlhorn K, Varma G. Physarum can compute shortest paths. J Theor Biol. 2012;309:121–133.</w:t>
       </w:r>
     </w:p>
     <w:p>
@@ -17386,7 +17476,7 @@
         <w:rPr>
           <w:rFonts w:eastAsia="Times New Roman"/>
         </w:rPr>
-        <w:t>[15] Kiser C C, Handy T A, Lemley E C, et al. Reynolds number dependence for laminar flow loss coefficients in tee and wye junctions. In: ASME FEDSM-ICNMM; 2010. p. 341–347.</w:t>
+        <w:t>[15] Glassbrenner C J, Slack G A. Thermal conductivity of silicon and germanium from 3 K to the melting point. Phys Rev. 1964;134(4A):A1058–A1069.</w:t>
       </w:r>
     </w:p>
     <w:p>
@@ -17397,7 +17487,8 @@
         <w:rPr>
           <w:rFonts w:eastAsia="Times New Roman"/>
         </w:rPr>
-        <w:t>[16] Rennels D C, Hudson H M. Pipe Flow: A Practical and Comprehensive Guide. Hoboken: Wiley; 2012.</w:t>
+        <w:lastRenderedPageBreak/>
+        <w:t>[16] Alphacool. Laing DDC-Pump 12V DDC-1RT datasheet. https://www.alphacool.com/ (2026).</w:t>
       </w:r>
     </w:p>
     <w:p>
@@ -17408,7 +17499,7 @@
         <w:rPr>
           <w:rFonts w:eastAsia="Times New Roman"/>
         </w:rPr>
-        <w:t>[17] Open Compute Project. OAI system liquid cooling guidelines. https://www.opencompute.org/ (2023).</w:t>
+        <w:t>[17] Intel. Intel Core i7-14700K processor specifications. https://www.intel.cn/content/www/cn/zh/products/sku/236783/ (2026).</w:t>
       </w:r>
     </w:p>
     <w:p>
@@ -17419,7 +17510,7 @@
         <w:rPr>
           <w:rFonts w:eastAsia="Times New Roman"/>
         </w:rPr>
-        <w:t>[18] Pinkus I, Park W Y, Ganesan V, et al. Ultra-low thermal resistance and pressure drop copper and copper-tungsten diamond-shaped pin fin cold plates for liquid cooling of electronics. Int J Heat Mass Transf. 2026;256:128080.</w:t>
+        <w:t>[18] NVIDIA. NVIDIA H100 Tensor Core GPU architecture. https://www.nvidia.com/en-us/data-center/h100/ (2026).</w:t>
       </w:r>
     </w:p>
     <w:p>
@@ -17430,7 +17521,7 @@
         <w:rPr>
           <w:rFonts w:eastAsia="Times New Roman"/>
         </w:rPr>
-        <w:t>[19] Ecotherm. Cold plate design guide, part 1: key basics for efficient thermal management. https://ecothermgroup.com/ (2026).</w:t>
+        <w:t>[19] Pinkus I, Park W Y, Ganesan V, et al. Ultra-low thermal resistance and pressure drop copper and copper-tungsten diamond-shaped pin fin cold plates for liquid cooling of electronics. Int J Heat Mass Transf. 2026;256:128080.</w:t>
       </w:r>
     </w:p>
     <w:p>
@@ -17441,8 +17532,7 @@
         <w:rPr>
           <w:rFonts w:eastAsia="Times New Roman"/>
         </w:rPr>
-        <w:lastRenderedPageBreak/>
-        <w:t>[20] Alphacool. Laing DDC-Pump 12V DDC-1RT datasheet. https://www.alphacool.com/ (2026).</w:t>
+        <w:t>[20] Ecotherm. Cold plate design guide, part 1: key basics for efficient thermal management. https://ecothermgroup.com/ (2026).</w:t>
       </w:r>
     </w:p>
     <w:p>
@@ -17481,7 +17571,7 @@
           <w:rFonts w:eastAsia="Times New Roman"/>
           <w:sz w:val="20"/>
         </w:rPr>
-        <w:t>python calibrate.py  # real-unit calibration (Table 5, Section 4.5)</w:t>
+        <w:t>python calibrate.py  # real-unit calibration (Table 5, Section 4.6)</w:t>
       </w:r>
     </w:p>
     <w:p>
@@ -17573,6 +17663,19 @@
           <w:sz w:val="20"/>
         </w:rPr>
         <w:t>python conjugate_multi.py  # multi-source real-scale conjugate (Section 4.4)</w:t>
+      </w:r>
+    </w:p>
+    <w:p>
+      <w:pPr>
+        <w:spacing w:line="360" w:lineRule="auto"/>
+        <w:ind w:firstLine="420"/>
+      </w:pPr>
+      <w:r>
+        <w:rPr>
+          <w:rFonts w:eastAsia="Times New Roman"/>
+          <w:sz w:val="20"/>
+        </w:rPr>
+        <w:t>python conjugate_3d_flow.py  # 3-D conduction with a 1-D coolant march (Section 4.5)</w:t>
       </w:r>
     </w:p>
     <w:p>

--- a/论文/submission_ijts/Manuscript_IJTS.docx
+++ b/论文/submission_ijts/Manuscript_IJTS.docx
@@ -1437,7 +1437,7 @@
                 <w:rFonts w:eastAsia="Times New Roman"/>
                 <w:sz w:val="18"/>
               </w:rPr>
-              <w:t>Finite-convection heat transfer coefficient</w:t>
+              <w:t>Dimensionless Biot number for finite convection</w:t>
             </w:r>
           </w:p>
         </w:tc>
@@ -1454,7 +1454,7 @@
                 <w:rFonts w:eastAsia="Times New Roman"/>
                 <w:sz w:val="21"/>
               </w:rPr>
-              <w:t>W/(mm²·K)</w:t>
+              <w:t>–</w:t>
             </w:r>
           </w:p>
         </w:tc>
@@ -11122,7 +11122,7 @@
         <w:rPr>
           <w:rFonts w:eastAsia="Times New Roman"/>
         </w:rPr>
-        <w:t xml:space="preserve"> swept 0–0.3 W/(mm²·K)), the </w:t>
+        <w:t xml:space="preserve">, the dimensionless Biot number, swept over 10 values from 0 to 100), the </w:t>
       </w:r>
       <w:r>
         <w:rPr>

--- a/论文/submission_ijts/Manuscript_IJTS.docx
+++ b/论文/submission_ijts/Manuscript_IJTS.docx
@@ -17166,7 +17166,36 @@
         <w:rPr>
           <w:rFonts w:eastAsia="Times New Roman"/>
         </w:rPr>
-        <w:t>All numerical results in this paper are produced by actual runs of the repository solver, and the data are archived with the text: the run report outputs/run_report.json, grid convergence outputs/a4_grid_convergence.json, equal-total-basis control outputs/c5_artifact.json, constraint-driven front outputs/generator_fronts.json, conjugate sweeps outputs/conjugate_single.json and outputs/conjugate_multi_real.json, three-dimensional conduction with a one-dimensional coolant march outputs/conjugate_3d_flow.json, multi-source sweep outputs/multi_source_summary.json, finite convection outputs/robin_boundary_summary.json, pitch sweeps outputs/lattice_pitch_summary.json and outputs/unequal_power_pitch_summary.json, real-unit calibration outputs/real_unit_calibration.txt, and genetic-algorithm evidence outputs/ga_evidence.json. Reproduction commands are given in the Appendix. The complete source code and all artefacts listed above are openly available in the public repository at https://github.com/ice917/bionic-tree-microchannel; the SHA-256 checksums of every distributed file are recorded in MANIFEST.sha256 at the repository root. The data set and code are permanently archived at Zenodo and are cited as reference [21]; the concept DOI 10.5281/zenodo.23620418 always resolves to the most recent archived version, and every archived snapshot (currently v1.0.0, v1.0.1, v1.0.2, v1.0.3 and v1.0.4) carries its own version DOI, which is listed on the Zenodo record page. The study protocol - the adjudication criteria R1-R28, their pass thresholds, the invalidated items and the step-by-step remediation record - is carried by the file DEFECT_REMEDIATION_PLAN.md at the repository root, which is distributed with the repository and included in every archived version. This is a computational study and was not pre-registered.</w:t>
+        <w:t>All numerical results in this paper are produced by actual runs of the repository solver, and the data are archived with the text: the run report outputs/run_report.json, grid convergence outputs/a4_grid_convergence.json, equal-total-basis control outputs/c5_artifact.json, constraint-driven front outputs/generator_fronts.json, conjugate sweeps outputs/conjugate_single.json and outputs/conjugate_multi_real.json, three-dimensional conduction with a one-dimensional coolant march outputs/conjugate_3d_flow.json, multi-source sweep outputs/multi_source_summary.json, finite convection outputs/robin_boundary_summary.json, pitch sweeps outputs/lattice_pitch_summary.json and outputs/unequal_power_pitch_summary.json, real-unit calibration outputs/real_unit_calibration.txt, and genetic-algorithm evidence outputs/ga_evidence.json. Reproduction commands are given in the Appendix. The complete source code and all artefacts listed above are openly available in the public repository at https://github.com/ice917/bionic-tree-microchannel; the SHA-256 checksums of every distributed file are recorded in MANIFEST.sha256 at the repository root. The data set and code are permanently archived at Zenodo and are cited as reference [21]; the concept DOI 10.5281/zenodo.23620418 always resolves to the most recent archived version, and every archived snapshot (currently v1.0.0, v1.0.1, v1.0.2, v1.0.3 and v1.0.4) carries its own version DOI, which is listed on the Zenodo record page. The study protocol - the adjudication criteria R1-R29, their pass thresholds, the invalidated items and the step-by-step remediation record - is carried by the file DEFECT_REMEDIATION_PLAN.md at the repository root, which is distributed with the repository and included in every archived version. This is a computational study and was not pre-registered.</w:t>
+      </w:r>
+    </w:p>
+    <w:p>
+      <w:pPr>
+        <w:keepNext/>
+        <w:spacing w:before="480" w:after="240"/>
+        <w:jc w:val="center"/>
+      </w:pPr>
+      <w:r>
+        <w:rPr>
+          <w:rFonts w:eastAsia="Times New Roman"/>
+          <w:b/>
+        </w:rPr>
+        <w:t>Code availability</w:t>
+      </w:r>
+    </w:p>
+    <w:p>
+      <w:pPr>
+        <w:spacing w:line="360" w:lineRule="auto"/>
+        <w:ind w:firstLine="420"/>
+        <w:rPr>
+          <w:lang w:eastAsia="zh-CN"/>
+        </w:rPr>
+      </w:pPr>
+      <w:r>
+        <w:rPr>
+          <w:rFonts w:eastAsia="Times New Roman"/>
+        </w:rPr>
+        <w:t>All source code used to produce the results reported in this paper is openly available in the public repository at https://github.com/ice917/bionic-tree-microchannel, and the release corresponding to this manuscript is permanently archived at Zenodo, where it is cited as reference [21]; the concept DOI 10.5281/zenodo.23620418 always resolves to the most recent archived snapshot, and the version DOI of that snapshot is listed on the Zenodo record page. The SHA-256 checksum of every distributed file is recorded in MANIFEST.sha256 at the repository root, so that any downloaded copy can be verified byte by byte. The command that regenerates each table and figure is listed in Appendix A. Source code is released under the MIT licence (LICENSE); data and documentation are released under CC BY 4.0 (LICENSE-DATA).</w:t>
       </w:r>
     </w:p>
     <w:p>

--- a/论文/submission_ijts/Manuscript_IJTS.docx
+++ b/论文/submission_ijts/Manuscript_IJTS.docx
@@ -6349,7 +6349,7 @@
         <w:rPr>
           <w:rFonts w:eastAsia="Times New Roman"/>
         </w:rPr>
-        <w:t>Section 4.4 releases the pinned-cell convention in a two-dimensional slab. The same release is carried out here in three dimensions, on a 30×30×10 block (27×27×9 mm at the 0.9 mm pitch). A seven-point Laplacian with Jacobi iteration solves the solid, and each channel column is still held at a single wall temperature; what replaces the pinning is a one-dimensional coolant march along the flow path, T_out = T_in + q_abs/(ρc_pQ_share), with the flow split at every junction in proportion to the number of cells in the downstream subtree. Two masks are compared on the equal-occupancy basis: the tree, and a straightened bank of five full columns. They occupy 150 cells each and both cover all 25 source cells, so the comparison is identical in material and in source coverage and differs only in topology. The model is named for what it solves: three-dimensional conduction coupled to a one-dimensional coolant march. No velocity field is solved, and there is no velocity profile, no entry length and no wall-to-bulk gradient inside the passage; the wall is the bulk, a lumped assumption whose error scales with the passage's own Biot number (small for a sub-millimetre channel). It must not be read as a CFD result, and it is not a substitute for one.</w:t>
+        <w:t>Section 4.4 releases the pinned-cell convention in a two-dimensional slab. The same release is carried out here in three dimensions, on a 30×30×10 block (27×27×9 mm at the 0.9 mm pitch). A seven-point Laplacian with Jacobi iteration solves the solid, and each channel column is still held at a single wall temperature; what replaces the pinning is a one-dimensional coolant march along the flow path, T_out = T_in + q_abs/(ρc_pQ_share), with the flow split at every junction in proportion to the number of leaves in the downstream subtree—a leaf carries one unit and an internal node the sum of its children, normalised by the root, so the split is a leaf count and not a cell count. Two masks are compared on the equal-occupancy basis: the tree, and a straightened bank of five full columns. They occupy 150 cells each and both cover all 25 source cells, so the comparison is identical in material and in source coverage and differs only in topology. The model is named for what it solves: three-dimensional conduction coupled to a one-dimensional coolant march. No velocity field is solved, and there is no velocity profile, no entry length and no wall-to-bulk gradient inside the passage; the wall is the bulk, a lumped assumption whose error scales with the passage's own Biot number (small for a sub-millimetre channel). It must not be read as a CFD result, and it is not a substitute for one.</w:t>
       </w:r>
     </w:p>
     <w:p>
@@ -6364,7 +6364,7 @@
         <w:rPr>
           <w:rFonts w:eastAsia="Times New Roman"/>
         </w:rPr>
-        <w:t>The march and the solid are coupled by a damped Picard loop (relaxation 0.5, tolerance 10⁻⁷), which converged within 122 outer iterations on every run reported here. Three independent checks are attached to it. First, in the infinite-flow limit the coupled model reproduces the conduction-only three-dimensional solver to 5.6×10⁻⁸ and 3.9×10⁻⁷ for the tree and the straightened mask. Second, the discrete identity P_inj = P_chan + P_base + D closes to 1.6×10⁻⁵ relative over the whole sweep, where D is heat that escapes through the nominally adiabatic top skin because the skin equation weights the z = 9↔z = 8 coupling 2:1. At the reference point D is 0.7% of the injected power for the tree mask and 5.8% for the straightened mask (11.6% in the worst case over the sweep), so the two are compared at equal delivered power, with the absorbed cell distribution renormalised to P_inj, and the raw run is quoted alongside: the reference-point difference is +1.90 °C raw against +1.81 °C renormalised. Third, the marched enthalpy balances the absorbed power to 7.4×10⁻⁹ at the reference point. Because the solver is dimensionless, every difference below is converted with K = q_cell/(kh) = 75.976 K per unit; the −0.00107 units of the conduction-only check are therefore −0.081 °C, the same quantity expressed in the solver's own units.</w:t>
+        <w:t>The march and the solid are coupled by a damped Picard loop (initial relaxation 0.5, contracted by a factor of 0.7 whenever the outer residual oscillates, outer tolerance 10⁻⁷), which converged within 155 outer iterations on every run reported here (the worst case is the straightened mask on the 40×40 grid at Π = 38; the 30×30 main sweep peaks at 122). Three independent checks are attached to it. First, in the infinite-flow limit the coupled model reproduces the conduction-only three-dimensional solver to 5.6×10⁻⁸ and 3.9×10⁻⁷ for the tree and the straightened mask. Second, the discrete identity P_inj = P_chan + P_base + D closes to 1.6×10⁻⁵ relative over the whole sweep, where D is heat that escapes through the nominally adiabatic top skin because the skin equation weights the z = 9↔z = 8 coupling 2:1. At the reference point D is 0.7% of the injected power for the tree mask and 5.8% for the straightened mask (11.6% in the worst case over the sweep), so the two are compared at equal delivered power, with the absorbed cell distribution renormalised to P_inj, and the raw run is quoted alongside: the reference-point difference is +1.90 °C raw against +1.81 °C renormalised. Third, the marched enthalpy balances the absorbed power to 7.4×10⁻⁹ at the reference point. Because the solver is dimensionless, every difference below is converted with K = q_cell/(kh) = 75.976 K per unit; the −0.00107 units of the conduction-only check are therefore −0.081 °C, the same quantity expressed in the solver's own units.</w:t>
       </w:r>
     </w:p>
     <w:p>
@@ -17166,7 +17166,7 @@
         <w:rPr>
           <w:rFonts w:eastAsia="Times New Roman"/>
         </w:rPr>
-        <w:t>All numerical results in this paper are produced by actual runs of the repository solver, and the data are archived with the text: the run report outputs/run_report.json, grid convergence outputs/a4_grid_convergence.json, equal-total-basis control outputs/c5_artifact.json, constraint-driven front outputs/generator_fronts.json, conjugate sweeps outputs/conjugate_single.json and outputs/conjugate_multi_real.json, three-dimensional conduction with a one-dimensional coolant march outputs/conjugate_3d_flow.json, multi-source sweep outputs/multi_source_summary.json, finite convection outputs/robin_boundary_summary.json, pitch sweeps outputs/lattice_pitch_summary.json and outputs/unequal_power_pitch_summary.json, real-unit calibration outputs/real_unit_calibration.txt, and genetic-algorithm evidence outputs/ga_evidence.json. Reproduction commands are given in the Appendix. The complete source code and all artefacts listed above are openly available in the public repository at https://github.com/ice917/bionic-tree-microchannel; the SHA-256 checksums of every distributed file are recorded in MANIFEST.sha256 at the repository root. The data set and code are permanently archived at Zenodo and are cited as reference [21]; the concept DOI 10.5281/zenodo.23620418 always resolves to the most recent archived version, and every archived snapshot (currently v1.0.0, v1.0.1, v1.0.2, v1.0.3 and v1.0.4) carries its own version DOI, which is listed on the Zenodo record page. The study protocol - the adjudication criteria R1-R29, their pass thresholds, the invalidated items and the step-by-step remediation record - is carried by the file DEFECT_REMEDIATION_PLAN.md at the repository root, which is distributed with the repository and included in every archived version. This is a computational study and was not pre-registered.</w:t>
+        <w:t>All numerical results in this paper are produced by actual runs of the repository solver, and the data are archived with the text: the run report outputs/run_report.json, grid convergence outputs/a4_grid_convergence.json, equal-total-basis control outputs/c5_artifact.json, constraint-driven front outputs/generator_fronts.json, conjugate sweeps outputs/conjugate_single.json and outputs/conjugate_multi_real.json, three-dimensional conduction with a one-dimensional coolant march outputs/conjugate_3d_flow.json, multi-source sweep outputs/multi_source_summary.json, finite convection outputs/robin_boundary_summary.json, pitch sweeps outputs/lattice_pitch_summary.json and outputs/unequal_power_pitch_summary.json, real-unit calibration outputs/real_unit_calibration.txt, and genetic-algorithm evidence outputs/ga_evidence.json. Reproduction commands are given in the Appendix. The complete source code and all artefacts listed above are openly available in the public repository at https://github.com/ice917/bionic-tree-microchannel; the SHA-256 checksums of every distributed file are recorded in MANIFEST.sha256 at the repository root. The data set and code are permanently archived at Zenodo and are cited as reference [21]; the concept DOI 10.5281/zenodo.23620418 always resolves to the most recent archived version, and every archived snapshot carries its own version DOI, which is listed on the Zenodo record page. The study protocol - the adjudication criteria R1-R29, their pass thresholds, the invalidated items and the step-by-step remediation record - is carried by the file DEFECT_REMEDIATION_PLAN.md at the repository root, which is distributed with the repository and included in every archived version. This is a computational study and was not pre-registered.</w:t>
       </w:r>
     </w:p>
     <w:p>
